--- a/Templates/ФНС/2-я и 3-я очередь/_реструк_2- я и 3-я очередь_маркерованный.docx
+++ b/Templates/ФНС/2-я и 3-я очередь/_реструк_2- я и 3-я очередь_маркерованный.docx
@@ -16,7 +16,7 @@
           <w:lang w:eastAsia="ru-RU"/>
         </w:rPr>
         <w:drawing>
-          <wp:anchor distT="0" distB="0" distL="0" distR="0" simplePos="0" relativeHeight="15728640" behindDoc="0" locked="0" layoutInCell="1" allowOverlap="1">
+          <wp:anchor distT="0" distB="0" distL="0" distR="0" simplePos="0" relativeHeight="15728640" behindDoc="0" locked="0" layoutInCell="1" allowOverlap="1" wp14:anchorId="4A666234" wp14:editId="54D24360">
             <wp:simplePos x="0" y="0"/>
             <wp:positionH relativeFrom="page">
               <wp:posOffset>444577</wp:posOffset>
@@ -83,7 +83,7 @@
           <w:lang w:eastAsia="ru-RU"/>
         </w:rPr>
         <w:drawing>
-          <wp:inline distT="0" distB="0" distL="0" distR="0">
+          <wp:inline distT="0" distB="0" distL="0" distR="0" wp14:anchorId="216F9597" wp14:editId="50CA81EB">
             <wp:extent cx="641618" cy="630935"/>
             <wp:effectExtent l="0" t="0" r="0" b="0"/>
             <wp:docPr id="3" name="Image 3"/>
@@ -129,36 +129,52 @@
       <w:pPr>
         <w:pStyle w:val="1"/>
         <w:ind w:right="638"/>
-      </w:pPr>
-      <w:r>
+        <w:rPr>
+          <w:b w:val="0"/>
+        </w:rPr>
+      </w:pPr>
+      <w:r>
+        <w:rPr>
+          <w:b w:val="0"/>
+        </w:rPr>
         <w:t>АРБИТРАЖНЫЙ</w:t>
       </w:r>
       <w:r>
         <w:rPr>
+          <w:b w:val="0"/>
           <w:spacing w:val="-5"/>
         </w:rPr>
         <w:t xml:space="preserve"> </w:t>
       </w:r>
       <w:r>
+        <w:rPr>
+          <w:b w:val="0"/>
+        </w:rPr>
         <w:t>СУД</w:t>
       </w:r>
       <w:r>
         <w:rPr>
+          <w:b w:val="0"/>
           <w:spacing w:val="-3"/>
         </w:rPr>
         <w:t xml:space="preserve"> </w:t>
       </w:r>
       <w:r>
+        <w:rPr>
+          <w:b w:val="0"/>
+        </w:rPr>
         <w:t>РОСТОВСКОЙ</w:t>
       </w:r>
       <w:r>
         <w:rPr>
+          <w:b w:val="0"/>
           <w:spacing w:val="-3"/>
         </w:rPr>
         <w:t xml:space="preserve"> </w:t>
       </w:r>
       <w:r>
         <w:rPr>
+          <w:b w:val="0"/>
           <w:spacing w:val="-2"/>
         </w:rPr>
         <w:t>ОБЛАСТИ</w:t>
@@ -270,56 +286,80 @@
     <w:p>
       <w:pPr>
         <w:pStyle w:val="1"/>
-      </w:pPr>
-      <w:r>
+        <w:rPr>
+          <w:b w:val="0"/>
+        </w:rPr>
+      </w:pPr>
+      <w:r>
+        <w:rPr>
+          <w:b w:val="0"/>
+        </w:rPr>
         <w:t>О</w:t>
       </w:r>
       <w:r>
         <w:rPr>
+          <w:b w:val="0"/>
           <w:spacing w:val="-2"/>
         </w:rPr>
         <w:t xml:space="preserve"> </w:t>
       </w:r>
       <w:proofErr w:type="gramStart"/>
       <w:r>
+        <w:rPr>
+          <w:b w:val="0"/>
+        </w:rPr>
         <w:t>П</w:t>
       </w:r>
       <w:proofErr w:type="gramEnd"/>
       <w:r>
         <w:rPr>
+          <w:b w:val="0"/>
           <w:spacing w:val="-2"/>
         </w:rPr>
         <w:t xml:space="preserve"> </w:t>
       </w:r>
       <w:r>
+        <w:rPr>
+          <w:b w:val="0"/>
+        </w:rPr>
         <w:t>Р</w:t>
       </w:r>
       <w:r>
         <w:rPr>
+          <w:b w:val="0"/>
           <w:spacing w:val="-2"/>
         </w:rPr>
         <w:t xml:space="preserve"> </w:t>
       </w:r>
       <w:r>
+        <w:rPr>
+          <w:b w:val="0"/>
+        </w:rPr>
         <w:t>Е Д Е Л Е Н</w:t>
       </w:r>
       <w:r>
         <w:rPr>
+          <w:b w:val="0"/>
           <w:spacing w:val="2"/>
         </w:rPr>
         <w:t xml:space="preserve"> </w:t>
       </w:r>
       <w:r>
+        <w:rPr>
+          <w:b w:val="0"/>
+        </w:rPr>
         <w:t>И</w:t>
       </w:r>
       <w:r>
         <w:rPr>
+          <w:b w:val="0"/>
           <w:spacing w:val="-2"/>
         </w:rPr>
         <w:t xml:space="preserve"> </w:t>
       </w:r>
       <w:r>
         <w:rPr>
+          <w:b w:val="0"/>
           <w:spacing w:val="-10"/>
         </w:rPr>
         <w:t>Е</w:t>
@@ -432,13 +472,7 @@
         <w:ind w:left="141"/>
       </w:pPr>
       <w:r>
-        <w:t>[</w:t>
-      </w:r>
-      <w:r>
-        <w:rPr>
-          <w:highlight w:val="cyan"/>
-        </w:rPr>
-        <w:t>66]</w:t>
+        <w:t>[66]</w:t>
       </w:r>
       <w:r>
         <w:tab/>
@@ -454,9 +488,6 @@
         <w:t>№</w:t>
       </w:r>
       <w:r>
-        <w:rPr>
-          <w:highlight w:val="cyan"/>
-        </w:rPr>
         <w:t>[1]</w:t>
       </w:r>
     </w:p>
@@ -521,16 +552,7 @@
         <w:t xml:space="preserve"> </w:t>
       </w:r>
       <w:r>
-        <w:t>[</w:t>
-      </w:r>
-      <w:r>
-        <w:rPr>
-          <w:highlight w:val="cyan"/>
-        </w:rPr>
-        <w:t>415</w:t>
-      </w:r>
-      <w:r>
-        <w:t>]</w:t>
+        <w:t>[415]</w:t>
       </w:r>
     </w:p>
     <w:p>
@@ -619,13 +641,7 @@
         <w:t xml:space="preserve">заседания </w:t>
       </w:r>
       <w:r>
-        <w:t>[</w:t>
-      </w:r>
-      <w:r>
-        <w:rPr>
-          <w:highlight w:val="cyan"/>
-        </w:rPr>
-        <w:t>29]</w:t>
+        <w:t>[29]</w:t>
       </w:r>
       <w:r>
         <w:t>.,</w:t>
@@ -640,9 +656,6 @@
         <w:t xml:space="preserve">рассмотрев в открытом судебном заседании заявление ФНС России в </w:t>
       </w:r>
       <w:r>
-        <w:rPr>
-          <w:highlight w:val="cyan"/>
-        </w:rPr>
         <w:t>[989]</w:t>
       </w:r>
     </w:p>
@@ -655,51 +668,27 @@
         <w:t xml:space="preserve">к </w:t>
       </w:r>
       <w:r>
-        <w:t>[</w:t>
-      </w:r>
-      <w:r>
-        <w:rPr>
-          <w:highlight w:val="cyan"/>
-        </w:rPr>
-        <w:t>2.2]</w:t>
+        <w:t>[2.2]</w:t>
       </w:r>
       <w:r>
         <w:t xml:space="preserve"> (</w:t>
       </w:r>
       <w:r>
-        <w:t>[</w:t>
-      </w:r>
-      <w:r>
-        <w:rPr>
-          <w:highlight w:val="cyan"/>
-        </w:rPr>
-        <w:t>3</w:t>
-      </w:r>
-      <w:r>
-        <w:t>]</w:t>
+        <w:t>[3]</w:t>
       </w:r>
       <w:r>
         <w:t xml:space="preserve"> года рождения, место рождения: </w:t>
       </w:r>
       <w:r>
-        <w:rPr>
-          <w:highlight w:val="cyan"/>
-        </w:rPr>
         <w:t>[3.1]</w:t>
       </w:r>
       <w:r>
         <w:t xml:space="preserve">, ИНН </w:t>
       </w:r>
       <w:r>
-        <w:rPr>
-          <w:highlight w:val="cyan"/>
-        </w:rPr>
         <w:t>[4]</w:t>
       </w:r>
       <w:r>
-        <w:rPr>
-          <w:highlight w:val="cyan"/>
-        </w:rPr>
         <w:t>)</w:t>
       </w:r>
     </w:p>
@@ -759,34 +748,13 @@
         <w:t xml:space="preserve">установил: ФНС России в лице </w:t>
       </w:r>
       <w:r>
-        <w:t>[</w:t>
-      </w:r>
-      <w:r>
-        <w:rPr>
-          <w:highlight w:val="cyan"/>
-        </w:rPr>
-        <w:t>989</w:t>
-      </w:r>
-      <w:r>
-        <w:t>]</w:t>
-      </w:r>
-      <w:r>
-        <w:t xml:space="preserve"> обратилась в </w:t>
-      </w:r>
-      <w:r>
-        <w:t>Арбитражный суд Ростовской области</w:t>
-      </w:r>
-      <w:r>
-        <w:t xml:space="preserve"> с заявлением о признании </w:t>
-      </w:r>
-      <w:r>
-        <w:t>[</w:t>
-      </w:r>
-      <w:r>
-        <w:rPr>
-          <w:highlight w:val="cyan"/>
-        </w:rPr>
-        <w:t>2.1]</w:t>
+        <w:t>[989]</w:t>
+      </w:r>
+      <w:r>
+        <w:t xml:space="preserve"> обратилась в Арбитражный суд Ростовской области с заявлением о признании </w:t>
+      </w:r>
+      <w:r>
+        <w:t>[2.1]</w:t>
       </w:r>
       <w:r>
         <w:t xml:space="preserve"> несостоятельным (банкротом), мотивированным</w:t>
@@ -801,13 +769,7 @@
         <w:t xml:space="preserve">наличием задолженности в размере </w:t>
       </w:r>
       <w:r>
-        <w:t>[</w:t>
-      </w:r>
-      <w:r>
-        <w:rPr>
-          <w:highlight w:val="cyan"/>
-        </w:rPr>
-        <w:t>12]</w:t>
+        <w:t>[12]</w:t>
       </w:r>
       <w:r>
         <w:t xml:space="preserve"> руб.</w:t>
@@ -820,12 +782,7 @@
         <w:jc w:val="both"/>
       </w:pPr>
       <w:r>
-        <w:t>Должник не явилс</w:t>
-      </w:r>
-      <w:bookmarkStart w:id="0" w:name="_GoBack"/>
-      <w:bookmarkEnd w:id="0"/>
-      <w:r>
-        <w:t>я, извещен согласно адресной справке и данным СПО ПТК ВИВ. Судебная корреспонденция возвращена по истечении срока хранения (34498719368615).</w:t>
+        <w:t>Должник не явился, извещен согласно адресной справке и данным СПО ПТК ВИВ. Судебная корреспонденция возвращена по истечении срока хранения (34498719368615).</w:t>
       </w:r>
     </w:p>
     <w:p>
@@ -845,10 +802,7 @@
         <w:ind w:left="851" w:right="2142" w:firstLine="10"/>
       </w:pPr>
       <w:r>
-        <w:t xml:space="preserve">Исследовав материалы дела, суд установил следующее. </w:t>
-      </w:r>
-      <w:r>
-        <w:t>Должник</w:t>
+        <w:t>Исследовав материалы дела, суд установил следующее. Должник</w:t>
       </w:r>
       <w:r>
         <w:rPr>
@@ -902,16 +856,7 @@
         <w:t xml:space="preserve"> </w:t>
       </w:r>
       <w:r>
-        <w:t>[</w:t>
-      </w:r>
-      <w:r>
-        <w:rPr>
-          <w:highlight w:val="cyan"/>
-        </w:rPr>
-        <w:t>40</w:t>
-      </w:r>
-      <w:r>
-        <w:t>]</w:t>
+        <w:t>[40]</w:t>
       </w:r>
       <w:r>
         <w:t>.</w:t>
@@ -1797,16 +1742,7 @@
         <w:t>Заявитель просил утвердить финансового управляющего из числа членов Ассоциации «</w:t>
       </w:r>
       <w:r>
-        <w:t>[</w:t>
-      </w:r>
-      <w:r>
-        <w:rPr>
-          <w:highlight w:val="cyan"/>
-        </w:rPr>
-        <w:t>987</w:t>
-      </w:r>
-      <w:r>
-        <w:t>]</w:t>
+        <w:t>[987]</w:t>
       </w:r>
       <w:r>
         <w:t>».</w:t>
@@ -1822,16 +1758,7 @@
         <w:t xml:space="preserve">Указанной саморегулируемой организацией представлена кандидатура арбитражного управляющего </w:t>
       </w:r>
       <w:r>
-        <w:t>[</w:t>
-      </w:r>
-      <w:r>
-        <w:rPr>
-          <w:highlight w:val="cyan"/>
-        </w:rPr>
-        <w:t>8</w:t>
-      </w:r>
-      <w:r>
-        <w:t>]</w:t>
+        <w:t>[8]</w:t>
       </w:r>
       <w:r>
         <w:t>.</w:t>
@@ -2001,47 +1928,67 @@
       <w:pPr>
         <w:pStyle w:val="1"/>
         <w:spacing w:before="3"/>
-      </w:pPr>
-      <w:r>
+        <w:rPr>
+          <w:b w:val="0"/>
+        </w:rPr>
+      </w:pPr>
+      <w:r>
+        <w:rPr>
+          <w:b w:val="0"/>
+        </w:rPr>
         <w:t>О</w:t>
       </w:r>
       <w:r>
         <w:rPr>
+          <w:b w:val="0"/>
           <w:spacing w:val="-2"/>
         </w:rPr>
         <w:t xml:space="preserve"> </w:t>
       </w:r>
       <w:proofErr w:type="gramStart"/>
       <w:r>
+        <w:rPr>
+          <w:b w:val="0"/>
+        </w:rPr>
         <w:t>П</w:t>
       </w:r>
       <w:proofErr w:type="gramEnd"/>
       <w:r>
         <w:rPr>
+          <w:b w:val="0"/>
           <w:spacing w:val="-2"/>
         </w:rPr>
         <w:t xml:space="preserve"> </w:t>
       </w:r>
       <w:r>
+        <w:rPr>
+          <w:b w:val="0"/>
+        </w:rPr>
         <w:t>Р</w:t>
       </w:r>
       <w:r>
         <w:rPr>
+          <w:b w:val="0"/>
           <w:spacing w:val="-2"/>
         </w:rPr>
         <w:t xml:space="preserve"> </w:t>
       </w:r>
       <w:r>
+        <w:rPr>
+          <w:b w:val="0"/>
+        </w:rPr>
         <w:t>Е Д Е Л И</w:t>
       </w:r>
       <w:r>
         <w:rPr>
+          <w:b w:val="0"/>
           <w:spacing w:val="-2"/>
         </w:rPr>
         <w:t xml:space="preserve"> </w:t>
       </w:r>
       <w:r>
         <w:rPr>
+          <w:b w:val="0"/>
           <w:spacing w:val="-7"/>
         </w:rPr>
         <w:t>Л:</w:t>
@@ -2057,16 +2004,7 @@
         <w:t xml:space="preserve">Признать требования ФНС России в лице </w:t>
       </w:r>
       <w:r>
-        <w:t>[</w:t>
-      </w:r>
-      <w:r>
-        <w:rPr>
-          <w:highlight w:val="cyan"/>
-        </w:rPr>
-        <w:t>989</w:t>
-      </w:r>
-      <w:r>
-        <w:t>]</w:t>
+        <w:t>[989]</w:t>
       </w:r>
       <w:r>
         <w:t xml:space="preserve"> обоснованными.</w:t>
@@ -2082,16 +2020,7 @@
         <w:t xml:space="preserve">Ввести в отношении </w:t>
       </w:r>
       <w:r>
-        <w:t>[</w:t>
-      </w:r>
-      <w:r>
-        <w:rPr>
-          <w:highlight w:val="cyan"/>
-        </w:rPr>
-        <w:t>2.1</w:t>
-      </w:r>
-      <w:r>
-        <w:t>]</w:t>
+        <w:t>[2.1]</w:t>
       </w:r>
       <w:r>
         <w:t xml:space="preserve"> процедуру реструктуризации долгов гражданина.</w:t>
@@ -2147,36 +2076,18 @@
         <w:t xml:space="preserve">требование ФНС России в лице </w:t>
       </w:r>
       <w:r>
-        <w:t>[</w:t>
-      </w:r>
-      <w:r>
-        <w:rPr>
-          <w:highlight w:val="cyan"/>
-        </w:rPr>
-        <w:t>989</w:t>
-      </w:r>
-      <w:r>
-        <w:t>]</w:t>
+        <w:t>[989]</w:t>
       </w:r>
       <w:r>
         <w:t xml:space="preserve"> в размере </w:t>
       </w:r>
       <w:r>
-        <w:rPr>
-          <w:highlight w:val="cyan"/>
-        </w:rPr>
         <w:t>[34</w:t>
       </w:r>
       <w:r>
-        <w:rPr>
-          <w:highlight w:val="cyan"/>
-        </w:rPr>
         <w:t>.2</w:t>
       </w:r>
       <w:r>
-        <w:rPr>
-          <w:highlight w:val="cyan"/>
-        </w:rPr>
         <w:t>]</w:t>
       </w:r>
       <w:r>
@@ -2191,13 +2102,7 @@
         <w:jc w:val="both"/>
       </w:pPr>
       <w:r>
-        <w:t xml:space="preserve">Включить </w:t>
-      </w:r>
-      <w:r>
-        <w:t>в третью очередь</w:t>
-      </w:r>
-      <w:r>
-        <w:t xml:space="preserve"> реестра требований кредиторов должника требование ФНС России</w:t>
+        <w:t>Включить в третью очередь реестра требований кредиторов должника требование ФНС России</w:t>
       </w:r>
       <w:r>
         <w:rPr>
@@ -2218,16 +2123,7 @@
         <w:t xml:space="preserve">лице </w:t>
       </w:r>
       <w:r>
-        <w:t>[</w:t>
-      </w:r>
-      <w:r>
-        <w:rPr>
-          <w:highlight w:val="cyan"/>
-        </w:rPr>
-        <w:t>989</w:t>
-      </w:r>
-      <w:r>
-        <w:t>]</w:t>
+        <w:t>[989]</w:t>
       </w:r>
       <w:r>
         <w:rPr>
@@ -2248,42 +2144,18 @@
         <w:t xml:space="preserve">размере </w:t>
       </w:r>
       <w:r>
-        <w:t>[</w:t>
-      </w:r>
-      <w:r>
-        <w:rPr>
-          <w:highlight w:val="cyan"/>
-        </w:rPr>
-        <w:t>34.3</w:t>
-      </w:r>
-      <w:r>
-        <w:t>]</w:t>
+        <w:t>[34.3]</w:t>
       </w:r>
       <w:r>
         <w:t xml:space="preserve"> руб. – недоимка, </w:t>
       </w:r>
       <w:r>
-        <w:t>[</w:t>
-      </w:r>
-      <w:r>
-        <w:rPr>
-          <w:highlight w:val="cyan"/>
-        </w:rPr>
-        <w:t>27</w:t>
-      </w:r>
-      <w:r>
-        <w:t>]</w:t>
-      </w:r>
-      <w:r>
-        <w:t xml:space="preserve"> руб. – пени</w:t>
-      </w:r>
-      <w:r>
-        <w:t xml:space="preserve">, </w:t>
-      </w:r>
-      <w:r>
-        <w:rPr>
-          <w:highlight w:val="cyan"/>
-        </w:rPr>
+        <w:t>[27]</w:t>
+      </w:r>
+      <w:r>
+        <w:t xml:space="preserve"> руб. – пени, </w:t>
+      </w:r>
+      <w:r>
         <w:t>[26]</w:t>
       </w:r>
       <w:r>
@@ -2310,13 +2182,7 @@
         <w:t xml:space="preserve">Утвердить финансовым управляющим должника – </w:t>
       </w:r>
       <w:r>
-        <w:rPr>
-          <w:highlight w:val="cyan"/>
-        </w:rPr>
-        <w:t>[8</w:t>
-      </w:r>
-      <w:r>
-        <w:t>]</w:t>
+        <w:t>[8]</w:t>
       </w:r>
       <w:r>
         <w:t xml:space="preserve"> (ИНН</w:t>
@@ -2328,16 +2194,7 @@
         <w:t xml:space="preserve"> </w:t>
       </w:r>
       <w:r>
-        <w:t>[</w:t>
-      </w:r>
-      <w:r>
-        <w:rPr>
-          <w:highlight w:val="cyan"/>
-        </w:rPr>
-        <w:t>41</w:t>
-      </w:r>
-      <w:r>
-        <w:t>]</w:t>
+        <w:t>[41]</w:t>
       </w:r>
       <w:r>
         <w:t>,</w:t>
@@ -2367,13 +2224,7 @@
         <w:t xml:space="preserve"> </w:t>
       </w:r>
       <w:r>
-        <w:t>[</w:t>
-      </w:r>
-      <w:r>
-        <w:rPr>
-          <w:highlight w:val="cyan"/>
-        </w:rPr>
-        <w:t>42]</w:t>
+        <w:t>[42]</w:t>
       </w:r>
       <w:r>
         <w:t>),</w:t>
@@ -2411,13 +2262,7 @@
         <w:t>«</w:t>
       </w:r>
       <w:r>
-        <w:rPr>
-          <w:highlight w:val="cyan"/>
-        </w:rPr>
-        <w:t>[987</w:t>
-      </w:r>
-      <w:r>
-        <w:t>]</w:t>
+        <w:t>[987]</w:t>
       </w:r>
       <w:r>
         <w:rPr>
@@ -2433,33 +2278,17 @@
         <w:jc w:val="both"/>
       </w:pPr>
       <w:r>
-        <w:t xml:space="preserve">Назначить судебное заседание по рассмотрению вопроса об утверждении плана реструктуризации долгов гражданина </w:t>
-      </w:r>
-      <w:r>
-        <w:rPr>
-          <w:b/>
-        </w:rPr>
-        <w:t xml:space="preserve">на </w:t>
-      </w:r>
-      <w:r>
-        <w:rPr>
-          <w:b/>
-          <w:highlight w:val="cyan"/>
-        </w:rPr>
+        <w:t xml:space="preserve">Назначить судебное заседание по рассмотрению вопроса об утверждении плана реструктуризации долгов гражданина на </w:t>
+      </w:r>
+      <w:r>
         <w:t>[99]</w:t>
       </w:r>
       <w:proofErr w:type="gramStart"/>
       <w:r>
-        <w:rPr>
-          <w:b/>
-        </w:rPr>
         <w:t>.</w:t>
       </w:r>
       <w:proofErr w:type="gramEnd"/>
       <w:r>
-        <w:rPr>
-          <w:b/>
-        </w:rPr>
         <w:t xml:space="preserve"> </w:t>
       </w:r>
       <w:proofErr w:type="gramStart"/>
@@ -2468,13 +2297,7 @@
       </w:r>
       <w:proofErr w:type="gramEnd"/>
       <w:r>
-        <w:t xml:space="preserve"> помещении Арбитражного суда Ростовской области по </w:t>
-      </w:r>
-      <w:r>
-        <w:t xml:space="preserve">адресу: г. Ростов-на-Дону, ул. Станиславского, 10/11-13, кабинет </w:t>
-      </w:r>
-      <w:r>
-        <w:t>427.</w:t>
+        <w:t xml:space="preserve"> помещении Арбитражного суда Ростовской области по адресу: г. Ростов-на-Дону, ул. Станиславского, 10/11-13, кабинет 427.</w:t>
       </w:r>
     </w:p>
     <w:p>
@@ -2482,20 +2305,17 @@
         <w:ind w:left="141" w:right="140" w:firstLine="710"/>
         <w:jc w:val="both"/>
         <w:rPr>
-          <w:b/>
           <w:sz w:val="24"/>
         </w:rPr>
       </w:pPr>
       <w:r>
         <w:rPr>
-          <w:b/>
           <w:sz w:val="24"/>
         </w:rPr>
         <w:t>Обязать Управление записи актов гражданского состояния Ростовской области представить</w:t>
       </w:r>
       <w:r>
         <w:rPr>
-          <w:b/>
           <w:spacing w:val="-2"/>
           <w:sz w:val="24"/>
         </w:rPr>
@@ -2505,18 +2325,10 @@
         <w:rPr>
           <w:sz w:val="24"/>
         </w:rPr>
-        <w:t xml:space="preserve">копии актов гражданского состояния о рождении, заключении брака, расторжении брака, усыновлении (удочерении), установлении отцовства, перемене имени в отношении должника </w:t>
-      </w:r>
-      <w:r>
-        <w:rPr>
-          <w:b/>
-          <w:sz w:val="24"/>
-        </w:rPr>
-        <w:t xml:space="preserve">в электронном виде посредством системы «Мой </w:t>
-      </w:r>
-      <w:r>
-        <w:rPr>
-          <w:b/>
+        <w:t xml:space="preserve">копии актов гражданского состояния о рождении, заключении брака, расторжении брака, усыновлении (удочерении), установлении отцовства, перемене имени в отношении должника в электронном виде посредством системы «Мой </w:t>
+      </w:r>
+      <w:r>
+        <w:rPr>
           <w:spacing w:val="-2"/>
           <w:sz w:val="24"/>
         </w:rPr>
@@ -2533,21 +2345,18 @@
       </w:pPr>
       <w:r>
         <w:rPr>
-          <w:b/>
           <w:sz w:val="24"/>
         </w:rPr>
         <w:t xml:space="preserve">Обязать Управление Госавтоинспекции ГУ МВД России по Ростовской области представить в отношении должника </w:t>
       </w:r>
       <w:r>
         <w:rPr>
-          <w:b/>
           <w:sz w:val="24"/>
         </w:rPr>
         <w:t>–</w:t>
       </w:r>
       <w:r>
         <w:rPr>
-          <w:b/>
           <w:sz w:val="24"/>
         </w:rPr>
         <w:t xml:space="preserve"> </w:t>
@@ -2556,105 +2365,51 @@
         <w:rPr>
           <w:sz w:val="24"/>
         </w:rPr>
-        <w:t>[</w:t>
+        <w:t>[2.1]</w:t>
       </w:r>
       <w:r>
         <w:rPr>
           <w:sz w:val="24"/>
-          <w:highlight w:val="cyan"/>
-        </w:rPr>
-        <w:t>2.1</w:t>
+        </w:rPr>
+        <w:t xml:space="preserve"> (</w:t>
       </w:r>
       <w:r>
         <w:rPr>
           <w:sz w:val="24"/>
         </w:rPr>
-        <w:t>]</w:t>
+        <w:t>[3]</w:t>
       </w:r>
       <w:r>
         <w:rPr>
           <w:sz w:val="24"/>
         </w:rPr>
-        <w:t xml:space="preserve"> (</w:t>
+        <w:t xml:space="preserve"> года рождения, место рождения: </w:t>
       </w:r>
       <w:r>
         <w:rPr>
           <w:sz w:val="24"/>
         </w:rPr>
-        <w:t>[</w:t>
+        <w:t>[3.1]</w:t>
       </w:r>
       <w:r>
         <w:rPr>
           <w:sz w:val="24"/>
-          <w:highlight w:val="cyan"/>
-        </w:rPr>
-        <w:t>3</w:t>
-      </w:r>
+        </w:rPr>
+        <w:t xml:space="preserve"> и супруг</w:t>
+      </w:r>
+      <w:proofErr w:type="gramStart"/>
       <w:r>
         <w:rPr>
           <w:sz w:val="24"/>
         </w:rPr>
-        <w:t>]</w:t>
-      </w:r>
+        <w:t>а(</w:t>
+      </w:r>
+      <w:proofErr w:type="gramEnd"/>
       <w:r>
         <w:rPr>
           <w:sz w:val="24"/>
         </w:rPr>
-        <w:t xml:space="preserve"> года рождения, место рождения: </w:t>
-      </w:r>
-      <w:r>
-        <w:rPr>
-          <w:sz w:val="24"/>
-        </w:rPr>
-        <w:t>[</w:t>
-      </w:r>
-      <w:r>
-        <w:rPr>
-          <w:sz w:val="24"/>
-          <w:highlight w:val="cyan"/>
-        </w:rPr>
-        <w:t>3.1</w:t>
-      </w:r>
-      <w:r>
-        <w:rPr>
-          <w:sz w:val="24"/>
-        </w:rPr>
-        <w:t>]</w:t>
-      </w:r>
-      <w:r>
-        <w:rPr>
-          <w:sz w:val="24"/>
-        </w:rPr>
-        <w:t xml:space="preserve"> </w:t>
-      </w:r>
-      <w:r>
-        <w:rPr>
-          <w:b/>
-          <w:sz w:val="24"/>
-        </w:rPr>
-        <w:t>и супруг</w:t>
-      </w:r>
-      <w:proofErr w:type="gramStart"/>
-      <w:r>
-        <w:rPr>
-          <w:b/>
-          <w:sz w:val="24"/>
-        </w:rPr>
-        <w:t>а(</w:t>
-      </w:r>
-      <w:proofErr w:type="gramEnd"/>
-      <w:r>
-        <w:rPr>
-          <w:b/>
-          <w:sz w:val="24"/>
-        </w:rPr>
-        <w:t xml:space="preserve">и), бывшего(ей) супруга(и) должника </w:t>
-      </w:r>
-      <w:r>
-        <w:rPr>
-          <w:sz w:val="24"/>
-        </w:rPr>
-        <w:t>сведения о зарегистрированных и снятых с учета автомототранспортных средствах и прицепов к ним, с приложением карточек учета</w:t>
+        <w:t>и), бывшего(ей) супруга(и) должника сведения о зарегистрированных и снятых с учета автомототранспортных средствах и прицепов к ним, с приложением карточек учета</w:t>
       </w:r>
       <w:r>
         <w:rPr>
@@ -2706,7 +2461,15 @@
         <w:rPr>
           <w:sz w:val="24"/>
         </w:rPr>
-        <w:t>происшествия; копии постановлений о</w:t>
+        <w:t>происшествия; копии постанов</w:t>
+      </w:r>
+      <w:bookmarkStart w:id="0" w:name="_GoBack"/>
+      <w:bookmarkEnd w:id="0"/>
+      <w:r>
+        <w:rPr>
+          <w:sz w:val="24"/>
+        </w:rPr>
+        <w:t>лений о</w:t>
       </w:r>
       <w:r>
         <w:rPr>
@@ -2738,13 +2501,7 @@
       </w:r>
       <w:proofErr w:type="spellEnd"/>
       <w:r>
-        <w:t xml:space="preserve">. 4 п. 7 ст. 213.9 Закона о банкротстве предоставить финансовому управляющему должника сведения в отношении должника </w:t>
-      </w:r>
-      <w:r>
-        <w:rPr>
-          <w:b/>
-        </w:rPr>
-        <w:t xml:space="preserve">при получении запроса от финансового управляющего по настоящему делу обязать </w:t>
+        <w:t xml:space="preserve">. 4 п. 7 ст. 213.9 Закона о банкротстве предоставить финансовому управляющему должника сведения в отношении должника при получении запроса от финансового управляющего по настоящему делу обязать </w:t>
       </w:r>
       <w:proofErr w:type="spellStart"/>
       <w:r>
@@ -2924,22 +2681,28 @@
         <w:spacing w:line="242" w:lineRule="auto"/>
         <w:ind w:left="141" w:right="131"/>
         <w:jc w:val="both"/>
-      </w:pPr>
-      <w:r>
         <w:rPr>
           <w:b w:val="0"/>
         </w:rPr>
-        <w:t xml:space="preserve">органы </w:t>
-      </w:r>
-      <w:r>
-        <w:t>представить сведения (с приложением копий запрошенных документов) в отношении должника, супруг</w:t>
+      </w:pPr>
+      <w:r>
+        <w:rPr>
+          <w:b w:val="0"/>
+        </w:rPr>
+        <w:t>органы представить сведения (с приложением копий запрошенных документов) в отношении должника, супруг</w:t>
       </w:r>
       <w:proofErr w:type="gramStart"/>
       <w:r>
+        <w:rPr>
+          <w:b w:val="0"/>
+        </w:rPr>
         <w:t>а(</w:t>
       </w:r>
       <w:proofErr w:type="gramEnd"/>
       <w:r>
+        <w:rPr>
+          <w:b w:val="0"/>
+        </w:rPr>
         <w:t>и), бывшего(ей) супруга(и) должника и его родственников без взимания платы.</w:t>
       </w:r>
     </w:p>
@@ -3079,20 +2842,7 @@
         <w:rPr>
           <w:lang w:val="en-US"/>
         </w:rPr>
-        <w:t>[</w:t>
-      </w:r>
-      <w:r>
-        <w:rPr>
-          <w:highlight w:val="cyan"/>
-          <w:lang w:val="en-US"/>
-        </w:rPr>
-        <w:t>415</w:t>
-      </w:r>
-      <w:r>
-        <w:rPr>
-          <w:lang w:val="en-US"/>
-        </w:rPr>
-        <w:t>]</w:t>
+        <w:t>[415]</w:t>
       </w:r>
     </w:p>
     <w:p>
@@ -3456,7 +3206,7 @@
         <mc:AlternateContent>
           <mc:Choice Requires="wps">
             <w:drawing>
-              <wp:anchor distT="0" distB="0" distL="0" distR="0" simplePos="0" relativeHeight="487588352" behindDoc="1" locked="0" layoutInCell="1" allowOverlap="1">
+              <wp:anchor distT="0" distB="0" distL="0" distR="0" simplePos="0" relativeHeight="487588352" behindDoc="1" locked="0" layoutInCell="1" allowOverlap="1" wp14:anchorId="03E6F9D4" wp14:editId="4F0AEB3E">
                 <wp:simplePos x="0" y="0"/>
                 <wp:positionH relativeFrom="page">
                   <wp:posOffset>2036826</wp:posOffset>
@@ -3708,7 +3458,7 @@
               </wp:anchor>
             </w:drawing>
           </mc:Choice>
-          <mc:Fallback xmlns:ve="http://schemas.openxmlformats.org/markup-compatibility/2006" xmlns:a="http://schemas.openxmlformats.org/drawingml/2006/main" xmlns:pic="http://schemas.openxmlformats.org/drawingml/2006/picture">
+          <mc:Fallback xmlns:pic="http://schemas.openxmlformats.org/drawingml/2006/picture" xmlns:a="http://schemas.openxmlformats.org/drawingml/2006/main" xmlns:ve="http://schemas.openxmlformats.org/markup-compatibility/2006">
             <w:pict>
               <v:shape style="position:absolute;margin-left:160.380005pt;margin-top:13.599024pt;width:274.5pt;height:52.5pt;mso-position-horizontal-relative:page;mso-position-vertical-relative:paragraph;z-index:-15728128;mso-wrap-distance-left:0;mso-wrap-distance-right:0" type="#_x0000_t202" id="docshape2" filled="false" stroked="true" strokeweight=".5pt" strokecolor="#000000">
                 <v:textbox inset="0,0,0,0">
@@ -3995,7 +3745,7 @@
       <mc:AlternateContent>
         <mc:Choice Requires="wps">
           <w:drawing>
-            <wp:anchor distT="0" distB="0" distL="0" distR="0" simplePos="0" relativeHeight="487509504" behindDoc="1" locked="0" layoutInCell="1" allowOverlap="1">
+            <wp:anchor distT="0" distB="0" distL="0" distR="0" simplePos="0" relativeHeight="487509504" behindDoc="1" locked="0" layoutInCell="1" allowOverlap="1" wp14:anchorId="6CD0ED59" wp14:editId="262E651F">
               <wp:simplePos x="0" y="0"/>
               <wp:positionH relativeFrom="page">
                 <wp:posOffset>6120765</wp:posOffset>
@@ -4054,7 +3804,7 @@
             </wp:anchor>
           </w:drawing>
         </mc:Choice>
-        <mc:Fallback xmlns:ve="http://schemas.openxmlformats.org/markup-compatibility/2006" xmlns:a="http://schemas.openxmlformats.org/drawingml/2006/main" xmlns:pic="http://schemas.openxmlformats.org/drawingml/2006/picture">
+        <mc:Fallback xmlns:pic="http://schemas.openxmlformats.org/drawingml/2006/picture" xmlns:a="http://schemas.openxmlformats.org/drawingml/2006/main" xmlns:ve="http://schemas.openxmlformats.org/markup-compatibility/2006">
           <w:pict>
             <v:shapetype id="_x0000_t202" o:spt="202" coordsize="21600,21600" path="m,l,21600r21600,l21600,xe">
               <v:stroke joinstyle="miter"/>

--- a/Templates/ФНС/2-я и 3-я очередь/_реструк_2- я и 3-я очередь_маркерованный.docx
+++ b/Templates/ФНС/2-я и 3-я очередь/_реструк_2- я и 3-я очередь_маркерованный.docx
@@ -466,7 +466,7 @@
       <w:pPr>
         <w:pStyle w:val="a3"/>
         <w:tabs>
-          <w:tab w:val="left" w:pos="6864"/>
+          <w:tab w:pos="9643" w:val="right"/>
         </w:tabs>
         <w:spacing w:line="275" w:lineRule="exact"/>
         <w:ind w:left="141"/>
@@ -2820,7 +2820,7 @@
       <w:pPr>
         <w:pStyle w:val="a3"/>
         <w:tabs>
-          <w:tab w:val="left" w:pos="8114"/>
+          <w:tab w:pos="9643" w:val="right"/>
         </w:tabs>
         <w:spacing w:before="248"/>
         <w:ind w:left="141"/>
